--- a/SQL/Project/Data_warehouse_documentation.docx
+++ b/SQL/Project/Data_warehouse_documentation.docx
@@ -2,66 +2,6 @@
 <file path=word/document.xml><?xml version="1.0" encoding="utf-8"?>
 <w:document xmlns:wpc="http://schemas.microsoft.com/office/word/2010/wordprocessingCanvas" xmlns:cx="http://schemas.microsoft.com/office/drawing/2014/chartex" xmlns:mc="http://schemas.openxmlformats.org/markup-compatibility/2006" xmlns:o="urn:schemas-microsoft-com:office:office" xmlns:r="http://schemas.openxmlformats.org/officeDocument/2006/relationships" xmlns:m="http://schemas.openxmlformats.org/officeDocument/2006/math" xmlns:v="urn:schemas-microsoft-com:vml" xmlns:wp14="http://schemas.microsoft.com/office/word/2010/wordprocessingDrawing" xmlns:wp="http://schemas.openxmlformats.org/drawingml/2006/wordprocessingDrawing" xmlns:w10="urn:schemas-microsoft-com:office:word" xmlns:w="http://schemas.openxmlformats.org/wordprocessingml/2006/main" xmlns:w14="http://schemas.microsoft.com/office/word/2010/wordml" xmlns:w15="http://schemas.microsoft.com/office/word/2012/wordml" xmlns:w16se="http://schemas.microsoft.com/office/word/2015/wordml/symex" xmlns:wpg="http://schemas.microsoft.com/office/word/2010/wordprocessingGroup" xmlns:wpi="http://schemas.microsoft.com/office/word/2010/wordprocessingInk" xmlns:wne="http://schemas.microsoft.com/office/word/2006/wordml" xmlns:wps="http://schemas.microsoft.com/office/word/2010/wordprocessingShape" mc:Ignorable="w14 w15 w16se wp14">
   <w:body>
-    <w:p>
-      <w:pPr>
-        <w:spacing w:before="100" w:beforeAutospacing="1" w:after="100" w:afterAutospacing="1" w:line="240" w:lineRule="auto"/>
-        <w:rPr>
-          <w:rFonts w:ascii="Times New Roman" w:eastAsia="Times New Roman" w:hAnsi="Times New Roman" w:cs="Times New Roman"/>
-          <w:sz w:val="24"/>
-          <w:szCs w:val="24"/>
-          <w:lang w:eastAsia="en-IN"/>
-        </w:rPr>
-      </w:pPr>
-      <w:r>
-        <w:rPr>
-          <w:rFonts w:ascii="Times New Roman" w:eastAsia="Times New Roman" w:hAnsi="Times New Roman" w:cs="Times New Roman"/>
-          <w:sz w:val="24"/>
-          <w:szCs w:val="24"/>
-          <w:lang w:eastAsia="en-IN"/>
-        </w:rPr>
-        <w:t xml:space="preserve">For an </w:t>
-      </w:r>
-      <w:r>
-        <w:rPr>
-          <w:rFonts w:ascii="Times New Roman" w:eastAsia="Times New Roman" w:hAnsi="Times New Roman" w:cs="Times New Roman"/>
-          <w:b/>
-          <w:bCs/>
-          <w:sz w:val="24"/>
-          <w:szCs w:val="24"/>
-          <w:lang w:eastAsia="en-IN"/>
-        </w:rPr>
-        <w:t>End-to-End Data Warehouse Project</w:t>
-      </w:r>
-      <w:r>
-        <w:rPr>
-          <w:rFonts w:ascii="Times New Roman" w:eastAsia="Times New Roman" w:hAnsi="Times New Roman" w:cs="Times New Roman"/>
-          <w:sz w:val="24"/>
-          <w:szCs w:val="24"/>
-          <w:lang w:eastAsia="en-IN"/>
-        </w:rPr>
-        <w:t xml:space="preserve"> that costs </w:t>
-      </w:r>
-      <w:r>
-        <w:rPr>
-          <w:rFonts w:ascii="Times New Roman" w:eastAsia="Times New Roman" w:hAnsi="Times New Roman" w:cs="Times New Roman"/>
-          <w:b/>
-          <w:bCs/>
-          <w:sz w:val="24"/>
-          <w:szCs w:val="24"/>
-          <w:lang w:eastAsia="en-IN"/>
-        </w:rPr>
-        <w:t>₹0</w:t>
-      </w:r>
-      <w:r>
-        <w:rPr>
-          <w:rFonts w:ascii="Times New Roman" w:eastAsia="Times New Roman" w:hAnsi="Times New Roman" w:cs="Times New Roman"/>
-          <w:sz w:val="24"/>
-          <w:szCs w:val="24"/>
-          <w:lang w:eastAsia="en-IN"/>
-        </w:rPr>
-        <w:t xml:space="preserve"> and still looks professional on your resume, you can build everything using free/open-source tools.</w:t>
-      </w:r>
-    </w:p>
     <w:p>
       <w:pPr>
         <w:spacing w:before="100" w:beforeAutospacing="1" w:after="100" w:afterAutospacing="1" w:line="240" w:lineRule="auto"/>
@@ -1097,7 +1037,6 @@
           <w:szCs w:val="24"/>
           <w:lang w:eastAsia="en-IN"/>
         </w:rPr>
-        <w:lastRenderedPageBreak/>
         <w:t>Payments</w:t>
       </w:r>
     </w:p>
@@ -1170,6 +1109,7 @@
           <w:szCs w:val="24"/>
           <w:lang w:eastAsia="en-IN"/>
         </w:rPr>
+        <w:lastRenderedPageBreak/>
         <w:t>Sellers</w:t>
       </w:r>
     </w:p>
@@ -1768,7 +1708,6 @@
           <w:szCs w:val="36"/>
           <w:lang w:eastAsia="en-IN"/>
         </w:rPr>
-        <w:lastRenderedPageBreak/>
         <w:t>Airflow</w:t>
       </w:r>
     </w:p>
@@ -2420,7 +2359,6 @@
           <w:szCs w:val="24"/>
           <w:lang w:eastAsia="en-IN"/>
         </w:rPr>
-        <w:lastRenderedPageBreak/>
         <w:t>Fact tables</w:t>
       </w:r>
     </w:p>
@@ -2513,6 +2451,7 @@
           <w:szCs w:val="24"/>
           <w:lang w:eastAsia="en-IN"/>
         </w:rPr>
+        <w:lastRenderedPageBreak/>
         <w:pict>
           <v:rect id="_x0000_i1032" style="width:0;height:1.5pt" o:hralign="center" o:hrstd="t" o:hr="t" fillcolor="#a0a0a0" stroked="f"/>
         </w:pict>
@@ -4012,7 +3951,6 @@
           <w:szCs w:val="20"/>
           <w:lang w:eastAsia="en-IN"/>
         </w:rPr>
-        <w:lastRenderedPageBreak/>
         <w:t xml:space="preserve">    SUM(</w:t>
       </w:r>
       <w:proofErr w:type="spellStart"/>
@@ -4194,6 +4132,7 @@
           <w:szCs w:val="27"/>
           <w:lang w:eastAsia="en-IN"/>
         </w:rPr>
+        <w:lastRenderedPageBreak/>
         <w:t>Monthly Revenue</w:t>
       </w:r>
     </w:p>
@@ -5307,7 +5246,6 @@
           <w:szCs w:val="24"/>
           <w:lang w:eastAsia="en-IN"/>
         </w:rPr>
-        <w:lastRenderedPageBreak/>
         <w:t>If you want this project to genuinely help you land a Data Engineer role, treat it like a real software project with documentation at every step.</w:t>
       </w:r>
     </w:p>
@@ -5325,6 +5263,7 @@
           <w:lang w:eastAsia="en-IN"/>
         </w:rPr>
       </w:pPr>
+      <w:bookmarkStart w:id="0" w:name="_GoBack"/>
       <w:r>
         <w:rPr>
           <w:rFonts w:ascii="Times New Roman" w:eastAsia="Times New Roman" w:hAnsi="Times New Roman" w:cs="Times New Roman"/>
@@ -5335,6 +5274,7 @@
           <w:szCs w:val="48"/>
           <w:lang w:eastAsia="en-IN"/>
         </w:rPr>
+        <w:lastRenderedPageBreak/>
         <w:t>Phase 0: Project Setup</w:t>
       </w:r>
     </w:p>
@@ -6170,7 +6110,7 @@
           <w:lang w:eastAsia="en-IN"/>
         </w:rPr>
         <w:pict>
-          <v:rect id="_x0000_i1047" style="width:0;height:1.5pt" o:hralign="center" o:hrstd="t" o:hr="t" fillcolor="#a0a0a0" stroked="f"/>
+          <v:rect id="_x0000_i1036" style="width:0;height:1.5pt" o:hralign="center" o:hrstd="t" o:hr="t" fillcolor="#a0a0a0" stroked="f"/>
         </w:pict>
       </w:r>
     </w:p>
@@ -6775,7 +6715,6 @@
           <w:szCs w:val="20"/>
           <w:lang w:eastAsia="en-IN"/>
         </w:rPr>
-        <w:lastRenderedPageBreak/>
         <w:t>docs/</w:t>
       </w:r>
     </w:p>
@@ -6839,6 +6778,7 @@
           <w:szCs w:val="27"/>
           <w:lang w:eastAsia="en-IN"/>
         </w:rPr>
+        <w:lastRenderedPageBreak/>
         <w:t>project_overview.md</w:t>
       </w:r>
     </w:p>
@@ -7760,7 +7700,7 @@
           <w:lang w:eastAsia="en-IN"/>
         </w:rPr>
         <w:pict>
-          <v:rect id="_x0000_i1048" style="width:0;height:1.5pt" o:hralign="center" o:hrstd="t" o:hr="t" fillcolor="#a0a0a0" stroked="f"/>
+          <v:rect id="_x0000_i1037" style="width:0;height:1.5pt" o:hralign="center" o:hrstd="t" o:hr="t" fillcolor="#a0a0a0" stroked="f"/>
         </w:pict>
       </w:r>
     </w:p>
@@ -7844,7 +7784,29 @@
             <w:u w:val="single"/>
             <w:lang w:eastAsia="en-IN"/>
           </w:rPr>
-          <w:t xml:space="preserve"> Brazilian E-Commerce Dataset</w:t>
+          <w:t xml:space="preserve"> Brazilian E-</w:t>
+        </w:r>
+        <w:r>
+          <w:rPr>
+            <w:rFonts w:ascii="Times New Roman" w:eastAsia="Times New Roman" w:hAnsi="Times New Roman" w:cs="Times New Roman"/>
+            <w:color w:val="0000FF"/>
+            <w:sz w:val="24"/>
+            <w:szCs w:val="24"/>
+            <w:u w:val="single"/>
+            <w:lang w:eastAsia="en-IN"/>
+          </w:rPr>
+          <w:t>C</w:t>
+        </w:r>
+        <w:r>
+          <w:rPr>
+            <w:rFonts w:ascii="Times New Roman" w:eastAsia="Times New Roman" w:hAnsi="Times New Roman" w:cs="Times New Roman"/>
+            <w:color w:val="0000FF"/>
+            <w:sz w:val="24"/>
+            <w:szCs w:val="24"/>
+            <w:u w:val="single"/>
+            <w:lang w:eastAsia="en-IN"/>
+          </w:rPr>
+          <w:t>ommerce Dataset</w:t>
         </w:r>
       </w:hyperlink>
     </w:p>
@@ -8181,7 +8143,7 @@
           <w:lang w:eastAsia="en-IN"/>
         </w:rPr>
         <w:pict>
-          <v:rect id="_x0000_i1049" style="width:0;height:1.5pt" o:hralign="center" o:hrstd="t" o:hr="t" fillcolor="#a0a0a0" stroked="f"/>
+          <v:rect id="_x0000_i1038" style="width:0;height:1.5pt" o:hralign="center" o:hrstd="t" o:hr="t" fillcolor="#a0a0a0" stroked="f"/>
         </w:pict>
       </w:r>
     </w:p>
@@ -8258,7 +8220,6 @@
           <w:szCs w:val="24"/>
           <w:lang w:eastAsia="en-IN"/>
         </w:rPr>
-        <w:lastRenderedPageBreak/>
         <w:t>Docker Desktop</w:t>
       </w:r>
     </w:p>
@@ -8307,6 +8268,7 @@
           <w:szCs w:val="24"/>
           <w:lang w:eastAsia="en-IN"/>
         </w:rPr>
+        <w:lastRenderedPageBreak/>
         <w:t>Python 3.11+</w:t>
       </w:r>
     </w:p>
@@ -8924,7 +8886,7 @@
           <w:lang w:eastAsia="en-IN"/>
         </w:rPr>
         <w:pict>
-          <v:rect id="_x0000_i1050" style="width:0;height:1.5pt" o:hralign="center" o:hrstd="t" o:hr="t" fillcolor="#a0a0a0" stroked="f"/>
+          <v:rect id="_x0000_i1039" style="width:0;height:1.5pt" o:hralign="center" o:hrstd="t" o:hr="t" fillcolor="#a0a0a0" stroked="f"/>
         </w:pict>
       </w:r>
     </w:p>
@@ -9308,7 +9270,7 @@
           <w:lang w:eastAsia="en-IN"/>
         </w:rPr>
         <w:pict>
-          <v:rect id="_x0000_i1051" style="width:0;height:1.5pt" o:hralign="center" o:hrstd="t" o:hr="t" fillcolor="#a0a0a0" stroked="f"/>
+          <v:rect id="_x0000_i1040" style="width:0;height:1.5pt" o:hralign="center" o:hrstd="t" o:hr="t" fillcolor="#a0a0a0" stroked="f"/>
         </w:pict>
       </w:r>
     </w:p>
@@ -9412,45 +9374,45 @@
           <w:szCs w:val="24"/>
           <w:lang w:eastAsia="en-IN"/>
         </w:rPr>
+        <w:t>Example:</w:t>
+      </w:r>
+    </w:p>
+    <w:p>
+      <w:pPr>
+        <w:tabs>
+          <w:tab w:val="left" w:pos="916"/>
+          <w:tab w:val="left" w:pos="1832"/>
+          <w:tab w:val="left" w:pos="2748"/>
+          <w:tab w:val="left" w:pos="3664"/>
+          <w:tab w:val="left" w:pos="4580"/>
+          <w:tab w:val="left" w:pos="5496"/>
+          <w:tab w:val="left" w:pos="6412"/>
+          <w:tab w:val="left" w:pos="7328"/>
+          <w:tab w:val="left" w:pos="8244"/>
+          <w:tab w:val="left" w:pos="9160"/>
+          <w:tab w:val="left" w:pos="10076"/>
+          <w:tab w:val="left" w:pos="10992"/>
+          <w:tab w:val="left" w:pos="11908"/>
+          <w:tab w:val="left" w:pos="12824"/>
+          <w:tab w:val="left" w:pos="13740"/>
+          <w:tab w:val="left" w:pos="14656"/>
+        </w:tabs>
+        <w:spacing w:after="0" w:line="240" w:lineRule="auto"/>
+        <w:rPr>
+          <w:rFonts w:ascii="Courier New" w:eastAsia="Times New Roman" w:hAnsi="Courier New" w:cs="Courier New"/>
+          <w:sz w:val="20"/>
+          <w:szCs w:val="20"/>
+          <w:lang w:eastAsia="en-IN"/>
+        </w:rPr>
+      </w:pPr>
+      <w:r>
+        <w:rPr>
+          <w:rFonts w:ascii="Courier New" w:eastAsia="Times New Roman" w:hAnsi="Courier New" w:cs="Courier New"/>
+          <w:sz w:val="20"/>
+          <w:szCs w:val="20"/>
+          <w:lang w:eastAsia="en-IN"/>
+        </w:rPr>
         <w:lastRenderedPageBreak/>
-        <w:t>Example:</w:t>
-      </w:r>
-    </w:p>
-    <w:p>
-      <w:pPr>
-        <w:tabs>
-          <w:tab w:val="left" w:pos="916"/>
-          <w:tab w:val="left" w:pos="1832"/>
-          <w:tab w:val="left" w:pos="2748"/>
-          <w:tab w:val="left" w:pos="3664"/>
-          <w:tab w:val="left" w:pos="4580"/>
-          <w:tab w:val="left" w:pos="5496"/>
-          <w:tab w:val="left" w:pos="6412"/>
-          <w:tab w:val="left" w:pos="7328"/>
-          <w:tab w:val="left" w:pos="8244"/>
-          <w:tab w:val="left" w:pos="9160"/>
-          <w:tab w:val="left" w:pos="10076"/>
-          <w:tab w:val="left" w:pos="10992"/>
-          <w:tab w:val="left" w:pos="11908"/>
-          <w:tab w:val="left" w:pos="12824"/>
-          <w:tab w:val="left" w:pos="13740"/>
-          <w:tab w:val="left" w:pos="14656"/>
-        </w:tabs>
-        <w:spacing w:after="0" w:line="240" w:lineRule="auto"/>
-        <w:rPr>
-          <w:rFonts w:ascii="Courier New" w:eastAsia="Times New Roman" w:hAnsi="Courier New" w:cs="Courier New"/>
-          <w:sz w:val="20"/>
-          <w:szCs w:val="20"/>
-          <w:lang w:eastAsia="en-IN"/>
-        </w:rPr>
-      </w:pPr>
-      <w:r>
-        <w:rPr>
-          <w:rFonts w:ascii="Courier New" w:eastAsia="Times New Roman" w:hAnsi="Courier New" w:cs="Courier New"/>
-          <w:sz w:val="20"/>
-          <w:szCs w:val="20"/>
-          <w:lang w:eastAsia="en-IN"/>
-        </w:rPr>
         <w:t># Raw Layer</w:t>
       </w:r>
     </w:p>
@@ -10102,7 +10064,7 @@
           <w:lang w:eastAsia="en-IN"/>
         </w:rPr>
         <w:pict>
-          <v:rect id="_x0000_i1052" style="width:0;height:1.5pt" o:hralign="center" o:hrstd="t" o:hr="t" fillcolor="#a0a0a0" stroked="f"/>
+          <v:rect id="_x0000_i1041" style="width:0;height:1.5pt" o:hralign="center" o:hrstd="t" o:hr="t" fillcolor="#a0a0a0" stroked="f"/>
         </w:pict>
       </w:r>
     </w:p>
@@ -10475,7 +10437,7 @@
           <w:lang w:eastAsia="en-IN"/>
         </w:rPr>
         <w:pict>
-          <v:rect id="_x0000_i1053" style="width:0;height:1.5pt" o:hralign="center" o:hrstd="t" o:hr="t" fillcolor="#a0a0a0" stroked="f"/>
+          <v:rect id="_x0000_i1042" style="width:0;height:1.5pt" o:hralign="center" o:hrstd="t" o:hr="t" fillcolor="#a0a0a0" stroked="f"/>
         </w:pict>
       </w:r>
     </w:p>
@@ -10807,7 +10769,6 @@
           <w:szCs w:val="20"/>
           <w:lang w:eastAsia="en-IN"/>
         </w:rPr>
-        <w:lastRenderedPageBreak/>
         <w:t>PostgreSQL Raw Layer</w:t>
       </w:r>
     </w:p>
@@ -11039,7 +11000,7 @@
           <w:lang w:eastAsia="en-IN"/>
         </w:rPr>
         <w:pict>
-          <v:rect id="_x0000_i1054" style="width:0;height:1.5pt" o:hralign="center" o:hrstd="t" o:hr="t" fillcolor="#a0a0a0" stroked="f"/>
+          <v:rect id="_x0000_i1043" style="width:0;height:1.5pt" o:hralign="center" o:hrstd="t" o:hr="t" fillcolor="#a0a0a0" stroked="f"/>
         </w:pict>
       </w:r>
     </w:p>
@@ -11146,7 +11107,7 @@
           <w:lang w:eastAsia="en-IN"/>
         </w:rPr>
         <w:pict>
-          <v:rect id="_x0000_i1055" style="width:0;height:1.5pt" o:hralign="center" o:hrstd="t" o:hr="t" fillcolor="#a0a0a0" stroked="f"/>
+          <v:rect id="_x0000_i1044" style="width:0;height:1.5pt" o:hralign="center" o:hrstd="t" o:hr="t" fillcolor="#a0a0a0" stroked="f"/>
         </w:pict>
       </w:r>
     </w:p>
@@ -11358,7 +11319,7 @@
           <w:lang w:eastAsia="en-IN"/>
         </w:rPr>
         <w:pict>
-          <v:rect id="_x0000_i1056" style="width:0;height:1.5pt" o:hralign="center" o:hrstd="t" o:hr="t" fillcolor="#a0a0a0" stroked="f"/>
+          <v:rect id="_x0000_i1045" style="width:0;height:1.5pt" o:hralign="center" o:hrstd="t" o:hr="t" fillcolor="#a0a0a0" stroked="f"/>
         </w:pict>
       </w:r>
     </w:p>
@@ -11565,7 +11526,7 @@
           <w:lang w:eastAsia="en-IN"/>
         </w:rPr>
         <w:pict>
-          <v:rect id="_x0000_i1057" style="width:0;height:1.5pt" o:hralign="center" o:hrstd="t" o:hr="t" fillcolor="#a0a0a0" stroked="f"/>
+          <v:rect id="_x0000_i1046" style="width:0;height:1.5pt" o:hralign="center" o:hrstd="t" o:hr="t" fillcolor="#a0a0a0" stroked="f"/>
         </w:pict>
       </w:r>
     </w:p>
@@ -12182,9 +12143,8 @@
           <w:szCs w:val="24"/>
           <w:lang w:eastAsia="en-IN"/>
         </w:rPr>
-        <w:lastRenderedPageBreak/>
         <w:pict>
-          <v:rect id="_x0000_i1058" style="width:0;height:1.5pt" o:hralign="center" o:hrstd="t" o:hr="t" fillcolor="#a0a0a0" stroked="f"/>
+          <v:rect id="_x0000_i1047" style="width:0;height:1.5pt" o:hralign="center" o:hrstd="t" o:hr="t" fillcolor="#a0a0a0" stroked="f"/>
         </w:pict>
       </w:r>
     </w:p>
@@ -12212,6 +12172,7 @@
           <w:szCs w:val="48"/>
           <w:lang w:eastAsia="en-IN"/>
         </w:rPr>
+        <w:lastRenderedPageBreak/>
         <w:t xml:space="preserve">Phase 7: </w:t>
       </w:r>
       <w:proofErr w:type="spellStart"/>
@@ -12428,7 +12389,7 @@
           <w:lang w:eastAsia="en-IN"/>
         </w:rPr>
         <w:pict>
-          <v:rect id="_x0000_i1059" style="width:0;height:1.5pt" o:hralign="center" o:hrstd="t" o:hr="t" fillcolor="#a0a0a0" stroked="f"/>
+          <v:rect id="_x0000_i1048" style="width:0;height:1.5pt" o:hralign="center" o:hrstd="t" o:hr="t" fillcolor="#a0a0a0" stroked="f"/>
         </w:pict>
       </w:r>
     </w:p>
@@ -12712,7 +12673,7 @@
           <w:lang w:eastAsia="en-IN"/>
         </w:rPr>
         <w:pict>
-          <v:rect id="_x0000_i1060" style="width:0;height:1.5pt" o:hralign="center" o:hrstd="t" o:hr="t" fillcolor="#a0a0a0" stroked="f"/>
+          <v:rect id="_x0000_i1049" style="width:0;height:1.5pt" o:hralign="center" o:hrstd="t" o:hr="t" fillcolor="#a0a0a0" stroked="f"/>
         </w:pict>
       </w:r>
     </w:p>
@@ -12879,7 +12840,7 @@
           <w:lang w:eastAsia="en-IN"/>
         </w:rPr>
         <w:pict>
-          <v:rect id="_x0000_i1061" style="width:0;height:1.5pt" o:hralign="center" o:hrstd="t" o:hr="t" fillcolor="#a0a0a0" stroked="f"/>
+          <v:rect id="_x0000_i1050" style="width:0;height:1.5pt" o:hralign="center" o:hrstd="t" o:hr="t" fillcolor="#a0a0a0" stroked="f"/>
         </w:pict>
       </w:r>
     </w:p>
@@ -13420,9 +13381,8 @@
           <w:szCs w:val="24"/>
           <w:lang w:eastAsia="en-IN"/>
         </w:rPr>
-        <w:lastRenderedPageBreak/>
         <w:pict>
-          <v:rect id="_x0000_i1062" style="width:0;height:1.5pt" o:hralign="center" o:hrstd="t" o:hr="t" fillcolor="#a0a0a0" stroked="f"/>
+          <v:rect id="_x0000_i1051" style="width:0;height:1.5pt" o:hralign="center" o:hrstd="t" o:hr="t" fillcolor="#a0a0a0" stroked="f"/>
         </w:pict>
       </w:r>
     </w:p>
@@ -13450,6 +13410,7 @@
           <w:szCs w:val="48"/>
           <w:lang w:eastAsia="en-IN"/>
         </w:rPr>
+        <w:lastRenderedPageBreak/>
         <w:t>Phase 8: Data Quality Tests</w:t>
       </w:r>
     </w:p>
@@ -13859,7 +13820,7 @@
           <w:lang w:eastAsia="en-IN"/>
         </w:rPr>
         <w:pict>
-          <v:rect id="_x0000_i1063" style="width:0;height:1.5pt" o:hralign="center" o:hrstd="t" o:hr="t" fillcolor="#a0a0a0" stroked="f"/>
+          <v:rect id="_x0000_i1052" style="width:0;height:1.5pt" o:hralign="center" o:hrstd="t" o:hr="t" fillcolor="#a0a0a0" stroked="f"/>
         </w:pict>
       </w:r>
     </w:p>
@@ -14212,7 +14173,7 @@
           <w:lang w:eastAsia="en-IN"/>
         </w:rPr>
         <w:pict>
-          <v:rect id="_x0000_i1064" style="width:0;height:1.5pt" o:hralign="center" o:hrstd="t" o:hr="t" fillcolor="#a0a0a0" stroked="f"/>
+          <v:rect id="_x0000_i1053" style="width:0;height:1.5pt" o:hralign="center" o:hrstd="t" o:hr="t" fillcolor="#a0a0a0" stroked="f"/>
         </w:pict>
       </w:r>
     </w:p>
@@ -14613,7 +14574,7 @@
           <w:lang w:eastAsia="en-IN"/>
         </w:rPr>
         <w:pict>
-          <v:rect id="_x0000_i1065" style="width:0;height:1.5pt" o:hralign="center" o:hrstd="t" o:hr="t" fillcolor="#a0a0a0" stroked="f"/>
+          <v:rect id="_x0000_i1054" style="width:0;height:1.5pt" o:hralign="center" o:hrstd="t" o:hr="t" fillcolor="#a0a0a0" stroked="f"/>
         </w:pict>
       </w:r>
     </w:p>
@@ -15072,7 +15033,7 @@
           <w:lang w:eastAsia="en-IN"/>
         </w:rPr>
         <w:pict>
-          <v:rect id="_x0000_i1066" style="width:0;height:1.5pt" o:hralign="center" o:hrstd="t" o:hr="t" fillcolor="#a0a0a0" stroked="f"/>
+          <v:rect id="_x0000_i1055" style="width:0;height:1.5pt" o:hralign="center" o:hrstd="t" o:hr="t" fillcolor="#a0a0a0" stroked="f"/>
         </w:pict>
       </w:r>
     </w:p>
@@ -15577,7 +15538,7 @@
           <w:lang w:eastAsia="en-IN"/>
         </w:rPr>
         <w:pict>
-          <v:rect id="_x0000_i1067" style="width:0;height:1.5pt" o:hralign="center" o:hrstd="t" o:hr="t" fillcolor="#a0a0a0" stroked="f"/>
+          <v:rect id="_x0000_i1056" style="width:0;height:1.5pt" o:hralign="center" o:hrstd="t" o:hr="t" fillcolor="#a0a0a0" stroked="f"/>
         </w:pict>
       </w:r>
     </w:p>
@@ -15764,7 +15725,7 @@
           <w:lang w:eastAsia="en-IN"/>
         </w:rPr>
         <w:pict>
-          <v:rect id="_x0000_i1068" style="width:0;height:1.5pt" o:hralign="center" o:hrstd="t" o:hr="t" fillcolor="#a0a0a0" stroked="f"/>
+          <v:rect id="_x0000_i1057" style="width:0;height:1.5pt" o:hralign="center" o:hrstd="t" o:hr="t" fillcolor="#a0a0a0" stroked="f"/>
         </w:pict>
       </w:r>
     </w:p>
@@ -15879,7 +15840,7 @@
           <w:lang w:eastAsia="en-IN"/>
         </w:rPr>
         <w:pict>
-          <v:rect id="_x0000_i1069" style="width:0;height:1.5pt" o:hralign="center" o:hrstd="t" o:hr="t" fillcolor="#a0a0a0" stroked="f"/>
+          <v:rect id="_x0000_i1058" style="width:0;height:1.5pt" o:hralign="center" o:hrstd="t" o:hr="t" fillcolor="#a0a0a0" stroked="f"/>
         </w:pict>
       </w:r>
     </w:p>
@@ -15994,7 +15955,7 @@
           <w:lang w:eastAsia="en-IN"/>
         </w:rPr>
         <w:pict>
-          <v:rect id="_x0000_i1070" style="width:0;height:1.5pt" o:hralign="center" o:hrstd="t" o:hr="t" fillcolor="#a0a0a0" stroked="f"/>
+          <v:rect id="_x0000_i1059" style="width:0;height:1.5pt" o:hralign="center" o:hrstd="t" o:hr="t" fillcolor="#a0a0a0" stroked="f"/>
         </w:pict>
       </w:r>
     </w:p>
@@ -16119,7 +16080,7 @@
           <w:lang w:eastAsia="en-IN"/>
         </w:rPr>
         <w:pict>
-          <v:rect id="_x0000_i1071" style="width:0;height:1.5pt" o:hralign="center" o:hrstd="t" o:hr="t" fillcolor="#a0a0a0" stroked="f"/>
+          <v:rect id="_x0000_i1060" style="width:0;height:1.5pt" o:hralign="center" o:hrstd="t" o:hr="t" fillcolor="#a0a0a0" stroked="f"/>
         </w:pict>
       </w:r>
     </w:p>
@@ -16737,7 +16698,7 @@
           <w:lang w:eastAsia="en-IN"/>
         </w:rPr>
         <w:pict>
-          <v:rect id="_x0000_i1072" style="width:0;height:1.5pt" o:hralign="center" o:hrstd="t" o:hr="t" fillcolor="#a0a0a0" stroked="f"/>
+          <v:rect id="_x0000_i1061" style="width:0;height:1.5pt" o:hralign="center" o:hrstd="t" o:hr="t" fillcolor="#a0a0a0" stroked="f"/>
         </w:pict>
       </w:r>
     </w:p>
@@ -16968,7 +16929,7 @@
           <w:lang w:eastAsia="en-IN"/>
         </w:rPr>
         <w:pict>
-          <v:rect id="_x0000_i1073" style="width:0;height:1.5pt" o:hralign="center" o:hrstd="t" o:hr="t" fillcolor="#a0a0a0" stroked="f"/>
+          <v:rect id="_x0000_i1062" style="width:0;height:1.5pt" o:hralign="center" o:hrstd="t" o:hr="t" fillcolor="#a0a0a0" stroked="f"/>
         </w:pict>
       </w:r>
     </w:p>
@@ -18341,10 +18302,8 @@
         <w:t xml:space="preserve"> that recruiters and interviewers can review.</w:t>
       </w:r>
     </w:p>
-    <w:p>
-      <w:bookmarkStart w:id="0" w:name="_GoBack"/>
-      <w:bookmarkEnd w:id="0"/>
-    </w:p>
+    <w:bookmarkEnd w:id="0"/>
+    <w:p/>
     <w:sectPr>
       <w:pgSz w:w="11906" w:h="16838"/>
       <w:pgMar w:top="1440" w:right="1440" w:bottom="1440" w:left="1440" w:header="708" w:footer="708" w:gutter="0"/>
